--- a/source files/Case Studies/CLSO3E_HKP_chap5_ACT.docx
+++ b/source files/Case Studies/CLSO3E_HKP_chap5_ACT.docx
@@ -1,6 +1,6 @@
 
 <file path=word/document.xml><?xml version="1.0" encoding="utf-8"?>
-<w:document xmlns:wpc="http://schemas.microsoft.com/office/word/2010/wordprocessingCanvas" xmlns:cx="http://schemas.microsoft.com/office/drawing/2014/chartex" xmlns:cx1="http://schemas.microsoft.com/office/drawing/2015/9/8/chartex" xmlns:cx2="http://schemas.microsoft.com/office/drawing/2015/10/21/chartex" xmlns:cx3="http://schemas.microsoft.com/office/drawing/2016/5/9/chartex" xmlns:cx4="http://schemas.microsoft.com/office/drawing/2016/5/10/chartex" xmlns:cx5="http://schemas.microsoft.com/office/drawing/2016/5/11/chartex" xmlns:cx6="http://schemas.microsoft.com/office/drawing/2016/5/12/chartex" xmlns:cx7="http://schemas.microsoft.com/office/drawing/2016/5/13/chartex" xmlns:cx8="http://schemas.microsoft.com/office/drawing/2016/5/14/chartex" xmlns:mc="http://schemas.openxmlformats.org/markup-compatibility/2006" xmlns:aink="http://schemas.microsoft.com/office/drawing/2016/ink" xmlns:am3d="http://schemas.microsoft.com/office/drawing/2017/model3d" xmlns:o="urn:schemas-microsoft-com:office:office" xmlns:oel="http://schemas.microsoft.com/office/2019/extlst" xmlns:r="http://schemas.openxmlformats.org/officeDocument/2006/relationships" xmlns:m="http://schemas.openxmlformats.org/officeDocument/2006/math" xmlns:v="urn:schemas-microsoft-com:vml" xmlns:wp14="http://schemas.microsoft.com/office/word/2010/wordprocessingDrawing" xmlns:wp="http://schemas.openxmlformats.org/drawingml/2006/wordprocessingDrawing" xmlns:w10="urn:schemas-microsoft-com:office:word" xmlns:w="http://schemas.openxmlformats.org/wordprocessingml/2006/main" xmlns:w14="http://schemas.microsoft.com/office/word/2010/wordml" xmlns:w15="http://schemas.microsoft.com/office/word/2012/wordml" xmlns:w16cex="http://schemas.microsoft.com/office/word/2018/wordml/cex" xmlns:w16cid="http://schemas.microsoft.com/office/word/2016/wordml/cid" xmlns:w16="http://schemas.microsoft.com/office/word/2018/wordml" xmlns:w16du="http://schemas.microsoft.com/office/word/2023/wordml/word16du" xmlns:w16sdtdh="http://schemas.microsoft.com/office/word/2020/wordml/sdtdatahash" xmlns:w16sdtfl="http://schemas.microsoft.com/office/word/2024/wordml/sdtformatlock" xmlns:w16se="http://schemas.microsoft.com/office/word/2015/wordml/symex" xmlns:wpg="http://schemas.microsoft.com/office/word/2010/wordprocessingGroup" xmlns:wpi="http://schemas.microsoft.com/office/word/2010/wordprocessingInk" xmlns:wne="http://schemas.microsoft.com/office/word/2006/wordml" xmlns:wps="http://schemas.microsoft.com/office/word/2010/wordprocessingShape" mc:Ignorable="w14 w15 w16se w16cid w16 w16cex w16sdtdh w16sdtfl w16du wp14">
+<w:document xmlns:wpc="http://schemas.microsoft.com/office/word/2010/wordprocessingCanvas" xmlns:cx="http://schemas.microsoft.com/office/drawing/2014/chartex" xmlns:cx1="http://schemas.microsoft.com/office/drawing/2015/9/8/chartex" xmlns:cx2="http://schemas.microsoft.com/office/drawing/2015/10/21/chartex" xmlns:cx3="http://schemas.microsoft.com/office/drawing/2016/5/9/chartex" xmlns:cx4="http://schemas.microsoft.com/office/drawing/2016/5/10/chartex" xmlns:cx5="http://schemas.microsoft.com/office/drawing/2016/5/11/chartex" xmlns:cx6="http://schemas.microsoft.com/office/drawing/2016/5/12/chartex" xmlns:cx7="http://schemas.microsoft.com/office/drawing/2016/5/13/chartex" xmlns:cx8="http://schemas.microsoft.com/office/drawing/2016/5/14/chartex" xmlns:mc="http://schemas.openxmlformats.org/markup-compatibility/2006" xmlns:aink="http://schemas.microsoft.com/office/drawing/2016/ink" xmlns:am3d="http://schemas.microsoft.com/office/drawing/2017/model3d" xmlns:o="urn:schemas-microsoft-com:office:office" xmlns:oel="http://schemas.microsoft.com/office/2019/extlst" xmlns:r="http://schemas.openxmlformats.org/officeDocument/2006/relationships" xmlns:m="http://schemas.openxmlformats.org/officeDocument/2006/math" xmlns:v="urn:schemas-microsoft-com:vml" xmlns:wp14="http://schemas.microsoft.com/office/word/2010/wordprocessingDrawing" xmlns:wp="http://schemas.openxmlformats.org/drawingml/2006/wordprocessingDrawing" xmlns:w10="urn:schemas-microsoft-com:office:word" xmlns:w="http://schemas.openxmlformats.org/wordprocessingml/2006/main" xmlns:w14="http://schemas.microsoft.com/office/word/2010/wordml" xmlns:w15="http://schemas.microsoft.com/office/word/2012/wordml" xmlns:w16cei="http://schemas.microsoft.com/office/word/2026/wordml/cei" xmlns:w16cex="http://schemas.microsoft.com/office/word/2018/wordml/cex" xmlns:w16cid="http://schemas.microsoft.com/office/word/2016/wordml/cid" xmlns:w16="http://schemas.microsoft.com/office/word/2018/wordml" xmlns:w16du="http://schemas.microsoft.com/office/word/2023/wordml/word16du" xmlns:w16sdtdh="http://schemas.microsoft.com/office/word/2020/wordml/sdtdatahash" xmlns:w16sdtfl="http://schemas.microsoft.com/office/word/2024/wordml/sdtformatlock" xmlns:w16se="http://schemas.microsoft.com/office/word/2015/wordml/symex" xmlns:wpg="http://schemas.microsoft.com/office/word/2010/wordprocessingGroup" xmlns:wpi="http://schemas.microsoft.com/office/word/2010/wordprocessingInk" xmlns:wne="http://schemas.microsoft.com/office/word/2006/wordml" xmlns:wps="http://schemas.microsoft.com/office/word/2010/wordprocessingShape" mc:Ignorable="w14 w15 w16se w16cid w16 w16cex w16sdtdh w16sdtfl w16du wp14">
   <w:body>
     <w:p>
       <w:pPr>
@@ -15,6 +15,7 @@
           <w:szCs w:val="28"/>
         </w:rPr>
       </w:pPr>
+      <w:commentRangeStart w:id="0"/>
       <w:r>
         <w:rPr>
           <w:rFonts w:asciiTheme="minorHAnsi" w:hAnsiTheme="minorHAnsi" w:cstheme="minorHAnsi"/>
@@ -745,14 +746,24 @@
         </w:rPr>
         <w:t>9. Employees</w:t>
       </w:r>
+      <w:commentRangeEnd w:id="0"/>
+      <w:r>
+        <w:rPr>
+          <w:rStyle w:val="CommentReference"/>
+          <w:rFonts w:cstheme="minorHAnsi"/>
+          <w:sz w:val="22"/>
+          <w:szCs w:val="22"/>
+        </w:rPr>
+        <w:commentReference w:id="0"/>
+      </w:r>
     </w:p>
     <w:sectPr>
-      <w:headerReference w:type="even" r:id="rId10"/>
-      <w:headerReference w:type="default" r:id="rId11"/>
-      <w:footerReference w:type="even" r:id="rId12"/>
-      <w:footerReference w:type="default" r:id="rId13"/>
-      <w:headerReference w:type="first" r:id="rId14"/>
-      <w:footerReference w:type="first" r:id="rId15"/>
+      <w:headerReference w:type="even" r:id="rId14"/>
+      <w:headerReference w:type="default" r:id="rId15"/>
+      <w:footerReference w:type="even" r:id="rId16"/>
+      <w:footerReference w:type="default" r:id="rId17"/>
+      <w:headerReference w:type="first" r:id="rId18"/>
+      <w:footerReference w:type="first" r:id="rId19"/>
       <w:pgSz w:w="12240" w:h="15840"/>
       <w:pgMar w:top="1440" w:right="1440" w:bottom="1440" w:left="1440" w:header="720" w:footer="720" w:gutter="0"/>
       <w:cols w:space="720"/>
@@ -762,8 +773,47 @@
 </w:document>
 </file>
 
+<file path=word/comments.xml><?xml version="1.0" encoding="utf-8"?>
+<w:comments xmlns:wpc="http://schemas.microsoft.com/office/word/2010/wordprocessingCanvas" xmlns:cx="http://schemas.microsoft.com/office/drawing/2014/chartex" xmlns:cx1="http://schemas.microsoft.com/office/drawing/2015/9/8/chartex" xmlns:cx2="http://schemas.microsoft.com/office/drawing/2015/10/21/chartex" xmlns:cx3="http://schemas.microsoft.com/office/drawing/2016/5/9/chartex" xmlns:cx4="http://schemas.microsoft.com/office/drawing/2016/5/10/chartex" xmlns:cx5="http://schemas.microsoft.com/office/drawing/2016/5/11/chartex" xmlns:cx6="http://schemas.microsoft.com/office/drawing/2016/5/12/chartex" xmlns:cx7="http://schemas.microsoft.com/office/drawing/2016/5/13/chartex" xmlns:cx8="http://schemas.microsoft.com/office/drawing/2016/5/14/chartex" xmlns:mc="http://schemas.openxmlformats.org/markup-compatibility/2006" xmlns:aink="http://schemas.microsoft.com/office/drawing/2016/ink" xmlns:am3d="http://schemas.microsoft.com/office/drawing/2017/model3d" xmlns:o="urn:schemas-microsoft-com:office:office" xmlns:oel="http://schemas.microsoft.com/office/2019/extlst" xmlns:r="http://schemas.openxmlformats.org/officeDocument/2006/relationships" xmlns:m="http://schemas.openxmlformats.org/officeDocument/2006/math" xmlns:v="urn:schemas-microsoft-com:vml" xmlns:wp14="http://schemas.microsoft.com/office/word/2010/wordprocessingDrawing" xmlns:wp="http://schemas.openxmlformats.org/drawingml/2006/wordprocessingDrawing" xmlns:w10="urn:schemas-microsoft-com:office:word" xmlns:w="http://schemas.openxmlformats.org/wordprocessingml/2006/main" xmlns:w14="http://schemas.microsoft.com/office/word/2010/wordml" xmlns:w15="http://schemas.microsoft.com/office/word/2012/wordml" xmlns:w16cei="http://schemas.microsoft.com/office/word/2026/wordml/cei" xmlns:w16cex="http://schemas.microsoft.com/office/word/2018/wordml/cex" xmlns:w16cid="http://schemas.microsoft.com/office/word/2016/wordml/cid" xmlns:w16="http://schemas.microsoft.com/office/word/2018/wordml" xmlns:w16du="http://schemas.microsoft.com/office/word/2023/wordml/word16du" xmlns:w16sdtdh="http://schemas.microsoft.com/office/word/2020/wordml/sdtdatahash" xmlns:w16sdtfl="http://schemas.microsoft.com/office/word/2024/wordml/sdtformatlock" xmlns:w16se="http://schemas.microsoft.com/office/word/2015/wordml/symex" xmlns:wpg="http://schemas.microsoft.com/office/word/2010/wordprocessingGroup" xmlns:wpi="http://schemas.microsoft.com/office/word/2010/wordprocessingInk" xmlns:wne="http://schemas.microsoft.com/office/word/2006/wordml" xmlns:wps="http://schemas.microsoft.com/office/word/2010/wordprocessingShape" mc:Ignorable="w14 w15 w16se w16cid w16 w16cex w16sdtdh w16sdtfl w16du wp14">
+  <w:comment w:id="0" w:author="Claire Copa" w:date="2026-09-08T16:13:00Z" w:initials="CC">
+    <w:p>
+      <w:pPr>
+        <w:pStyle w:val="CommentText"/>
+      </w:pPr>
+      <w:r>
+        <w:rPr>
+          <w:rStyle w:val="CommentReference"/>
+        </w:rPr>
+        <w:annotationRef/>
+      </w:r>
+      <w:r>
+        <w:t xml:space="preserve">Add answer text box for student to input their response and then be able to print . </w:t>
+      </w:r>
+    </w:p>
+  </w:comment>
+</w:comments>
+</file>
+
+<file path=word/commentsExtended.xml><?xml version="1.0" encoding="utf-8"?>
+<w15:commentsEx xmlns:wpc="http://schemas.microsoft.com/office/word/2010/wordprocessingCanvas" xmlns:cx="http://schemas.microsoft.com/office/drawing/2014/chartex" xmlns:cx1="http://schemas.microsoft.com/office/drawing/2015/9/8/chartex" xmlns:cx2="http://schemas.microsoft.com/office/drawing/2015/10/21/chartex" xmlns:cx3="http://schemas.microsoft.com/office/drawing/2016/5/9/chartex" xmlns:cx4="http://schemas.microsoft.com/office/drawing/2016/5/10/chartex" xmlns:cx5="http://schemas.microsoft.com/office/drawing/2016/5/11/chartex" xmlns:cx6="http://schemas.microsoft.com/office/drawing/2016/5/12/chartex" xmlns:cx7="http://schemas.microsoft.com/office/drawing/2016/5/13/chartex" xmlns:cx8="http://schemas.microsoft.com/office/drawing/2016/5/14/chartex" xmlns:mc="http://schemas.openxmlformats.org/markup-compatibility/2006" xmlns:aink="http://schemas.microsoft.com/office/drawing/2016/ink" xmlns:am3d="http://schemas.microsoft.com/office/drawing/2017/model3d" xmlns:o="urn:schemas-microsoft-com:office:office" xmlns:oel="http://schemas.microsoft.com/office/2019/extlst" xmlns:r="http://schemas.openxmlformats.org/officeDocument/2006/relationships" xmlns:m="http://schemas.openxmlformats.org/officeDocument/2006/math" xmlns:v="urn:schemas-microsoft-com:vml" xmlns:wp14="http://schemas.microsoft.com/office/word/2010/wordprocessingDrawing" xmlns:wp="http://schemas.openxmlformats.org/drawingml/2006/wordprocessingDrawing" xmlns:w10="urn:schemas-microsoft-com:office:word" xmlns:w="http://schemas.openxmlformats.org/wordprocessingml/2006/main" xmlns:w14="http://schemas.microsoft.com/office/word/2010/wordml" xmlns:w15="http://schemas.microsoft.com/office/word/2012/wordml" xmlns:w16cei="http://schemas.microsoft.com/office/word/2026/wordml/cei" xmlns:w16cex="http://schemas.microsoft.com/office/word/2018/wordml/cex" xmlns:w16cid="http://schemas.microsoft.com/office/word/2016/wordml/cid" xmlns:w16="http://schemas.microsoft.com/office/word/2018/wordml" xmlns:w16du="http://schemas.microsoft.com/office/word/2023/wordml/word16du" xmlns:w16sdtdh="http://schemas.microsoft.com/office/word/2020/wordml/sdtdatahash" xmlns:w16sdtfl="http://schemas.microsoft.com/office/word/2024/wordml/sdtformatlock" xmlns:w16se="http://schemas.microsoft.com/office/word/2015/wordml/symex" xmlns:wpg="http://schemas.microsoft.com/office/word/2010/wordprocessingGroup" xmlns:wpi="http://schemas.microsoft.com/office/word/2010/wordprocessingInk" xmlns:wne="http://schemas.microsoft.com/office/word/2006/wordml" xmlns:wps="http://schemas.microsoft.com/office/word/2010/wordprocessingShape" mc:Ignorable="w14 w15 w16se w16cid w16 w16cex w16sdtdh w16sdtfl w16du wp14">
+  <w15:commentEx w15:paraId="605E61C4" w15:done="0"/>
+</w15:commentsEx>
+</file>
+
+<file path=word/commentsExtensible.xml><?xml version="1.0" encoding="utf-8"?>
+<w16cex:commentsExtensible xmlns:wpc="http://schemas.microsoft.com/office/word/2010/wordprocessingCanvas" xmlns:cx="http://schemas.microsoft.com/office/drawing/2014/chartex" xmlns:cx1="http://schemas.microsoft.com/office/drawing/2015/9/8/chartex" xmlns:cx2="http://schemas.microsoft.com/office/drawing/2015/10/21/chartex" xmlns:cx3="http://schemas.microsoft.com/office/drawing/2016/5/9/chartex" xmlns:cx4="http://schemas.microsoft.com/office/drawing/2016/5/10/chartex" xmlns:cx5="http://schemas.microsoft.com/office/drawing/2016/5/11/chartex" xmlns:cx6="http://schemas.microsoft.com/office/drawing/2016/5/12/chartex" xmlns:cx7="http://schemas.microsoft.com/office/drawing/2016/5/13/chartex" xmlns:cx8="http://schemas.microsoft.com/office/drawing/2016/5/14/chartex" xmlns:cr="http://schemas.microsoft.com/office/comments/2020/reactions" xmlns:mc="http://schemas.openxmlformats.org/markup-compatibility/2006" xmlns:aink="http://schemas.microsoft.com/office/drawing/2016/ink" xmlns:am3d="http://schemas.microsoft.com/office/drawing/2017/model3d" xmlns:o="urn:schemas-microsoft-com:office:office" xmlns:oel="http://schemas.microsoft.com/office/2019/extlst" xmlns:r="http://schemas.openxmlformats.org/officeDocument/2006/relationships" xmlns:m="http://schemas.openxmlformats.org/officeDocument/2006/math" xmlns:v="urn:schemas-microsoft-com:vml" xmlns:wp14="http://schemas.microsoft.com/office/word/2010/wordprocessingDrawing" xmlns:wp="http://schemas.openxmlformats.org/drawingml/2006/wordprocessingDrawing" xmlns:w10="urn:schemas-microsoft-com:office:word" xmlns:w="http://schemas.openxmlformats.org/wordprocessingml/2006/main" xmlns:w14="http://schemas.microsoft.com/office/word/2010/wordml" xmlns:w15="http://schemas.microsoft.com/office/word/2012/wordml" xmlns:w16cei="http://schemas.microsoft.com/office/word/2026/wordml/cei" xmlns:w16cex="http://schemas.microsoft.com/office/word/2018/wordml/cex" xmlns:w16cid="http://schemas.microsoft.com/office/word/2016/wordml/cid" xmlns:w16="http://schemas.microsoft.com/office/word/2018/wordml" xmlns:w16du="http://schemas.microsoft.com/office/word/2023/wordml/word16du" xmlns:w16sdtdh="http://schemas.microsoft.com/office/word/2020/wordml/sdtdatahash" xmlns:w16sdtfl="http://schemas.microsoft.com/office/word/2024/wordml/sdtformatlock" xmlns:w16se="http://schemas.microsoft.com/office/word/2015/wordml/symex" xmlns:wpg="http://schemas.microsoft.com/office/word/2010/wordprocessingGroup" xmlns:wpi="http://schemas.microsoft.com/office/word/2010/wordprocessingInk" xmlns:wne="http://schemas.microsoft.com/office/word/2006/wordml" xmlns:wps="http://schemas.microsoft.com/office/word/2010/wordprocessingShape" mc:Ignorable="w14 w15 w16se w16cid w16 w16cex w16sdtdh w16sdtfl cr w16du wp14">
+  <w16cex:commentExtensible w16cex:durableId="3142189A" w16cex:dateUtc="2026-09-08T20:13:00Z"/>
+</w16cex:commentsExtensible>
+</file>
+
+<file path=word/commentsIds.xml><?xml version="1.0" encoding="utf-8"?>
+<w16cid:commentsIds xmlns:wpc="http://schemas.microsoft.com/office/word/2010/wordprocessingCanvas" xmlns:cx="http://schemas.microsoft.com/office/drawing/2014/chartex" xmlns:cx1="http://schemas.microsoft.com/office/drawing/2015/9/8/chartex" xmlns:cx2="http://schemas.microsoft.com/office/drawing/2015/10/21/chartex" xmlns:cx3="http://schemas.microsoft.com/office/drawing/2016/5/9/chartex" xmlns:cx4="http://schemas.microsoft.com/office/drawing/2016/5/10/chartex" xmlns:cx5="http://schemas.microsoft.com/office/drawing/2016/5/11/chartex" xmlns:cx6="http://schemas.microsoft.com/office/drawing/2016/5/12/chartex" xmlns:cx7="http://schemas.microsoft.com/office/drawing/2016/5/13/chartex" xmlns:cx8="http://schemas.microsoft.com/office/drawing/2016/5/14/chartex" xmlns:mc="http://schemas.openxmlformats.org/markup-compatibility/2006" xmlns:aink="http://schemas.microsoft.com/office/drawing/2016/ink" xmlns:am3d="http://schemas.microsoft.com/office/drawing/2017/model3d" xmlns:o="urn:schemas-microsoft-com:office:office" xmlns:oel="http://schemas.microsoft.com/office/2019/extlst" xmlns:r="http://schemas.openxmlformats.org/officeDocument/2006/relationships" xmlns:m="http://schemas.openxmlformats.org/officeDocument/2006/math" xmlns:v="urn:schemas-microsoft-com:vml" xmlns:wp14="http://schemas.microsoft.com/office/word/2010/wordprocessingDrawing" xmlns:wp="http://schemas.openxmlformats.org/drawingml/2006/wordprocessingDrawing" xmlns:w10="urn:schemas-microsoft-com:office:word" xmlns:w="http://schemas.openxmlformats.org/wordprocessingml/2006/main" xmlns:w14="http://schemas.microsoft.com/office/word/2010/wordml" xmlns:w15="http://schemas.microsoft.com/office/word/2012/wordml" xmlns:w16cei="http://schemas.microsoft.com/office/word/2026/wordml/cei" xmlns:w16cex="http://schemas.microsoft.com/office/word/2018/wordml/cex" xmlns:w16cid="http://schemas.microsoft.com/office/word/2016/wordml/cid" xmlns:w16="http://schemas.microsoft.com/office/word/2018/wordml" xmlns:w16du="http://schemas.microsoft.com/office/word/2023/wordml/word16du" xmlns:w16sdtdh="http://schemas.microsoft.com/office/word/2020/wordml/sdtdatahash" xmlns:w16sdtfl="http://schemas.microsoft.com/office/word/2024/wordml/sdtformatlock" xmlns:w16se="http://schemas.microsoft.com/office/word/2015/wordml/symex" xmlns:wpg="http://schemas.microsoft.com/office/word/2010/wordprocessingGroup" xmlns:wpi="http://schemas.microsoft.com/office/word/2010/wordprocessingInk" xmlns:wne="http://schemas.microsoft.com/office/word/2006/wordml" xmlns:wps="http://schemas.microsoft.com/office/word/2010/wordprocessingShape" mc:Ignorable="w14 w15 w16se w16cid w16 w16cex w16sdtdh w16sdtfl w16du wp14">
+  <w16cid:commentId w16cid:paraId="605E61C4" w16cid:durableId="3142189A"/>
+</w16cid:commentsIds>
+</file>
+
 <file path=word/endnotes.xml><?xml version="1.0" encoding="utf-8"?>
-<w:endnotes xmlns:wpc="http://schemas.microsoft.com/office/word/2010/wordprocessingCanvas" xmlns:cx="http://schemas.microsoft.com/office/drawing/2014/chartex" xmlns:cx1="http://schemas.microsoft.com/office/drawing/2015/9/8/chartex" xmlns:cx2="http://schemas.microsoft.com/office/drawing/2015/10/21/chartex" xmlns:cx3="http://schemas.microsoft.com/office/drawing/2016/5/9/chartex" xmlns:cx4="http://schemas.microsoft.com/office/drawing/2016/5/10/chartex" xmlns:cx5="http://schemas.microsoft.com/office/drawing/2016/5/11/chartex" xmlns:cx6="http://schemas.microsoft.com/office/drawing/2016/5/12/chartex" xmlns:cx7="http://schemas.microsoft.com/office/drawing/2016/5/13/chartex" xmlns:cx8="http://schemas.microsoft.com/office/drawing/2016/5/14/chartex" xmlns:mc="http://schemas.openxmlformats.org/markup-compatibility/2006" xmlns:aink="http://schemas.microsoft.com/office/drawing/2016/ink" xmlns:am3d="http://schemas.microsoft.com/office/drawing/2017/model3d" xmlns:o="urn:schemas-microsoft-com:office:office" xmlns:oel="http://schemas.microsoft.com/office/2019/extlst" xmlns:r="http://schemas.openxmlformats.org/officeDocument/2006/relationships" xmlns:m="http://schemas.openxmlformats.org/officeDocument/2006/math" xmlns:v="urn:schemas-microsoft-com:vml" xmlns:wp14="http://schemas.microsoft.com/office/word/2010/wordprocessingDrawing" xmlns:wp="http://schemas.openxmlformats.org/drawingml/2006/wordprocessingDrawing" xmlns:w10="urn:schemas-microsoft-com:office:word" xmlns:w="http://schemas.openxmlformats.org/wordprocessingml/2006/main" xmlns:w14="http://schemas.microsoft.com/office/word/2010/wordml" xmlns:w15="http://schemas.microsoft.com/office/word/2012/wordml" xmlns:w16cex="http://schemas.microsoft.com/office/word/2018/wordml/cex" xmlns:w16cid="http://schemas.microsoft.com/office/word/2016/wordml/cid" xmlns:w16="http://schemas.microsoft.com/office/word/2018/wordml" xmlns:w16du="http://schemas.microsoft.com/office/word/2023/wordml/word16du" xmlns:w16sdtdh="http://schemas.microsoft.com/office/word/2020/wordml/sdtdatahash" xmlns:w16sdtfl="http://schemas.microsoft.com/office/word/2024/wordml/sdtformatlock" xmlns:w16se="http://schemas.microsoft.com/office/word/2015/wordml/symex" xmlns:wpg="http://schemas.microsoft.com/office/word/2010/wordprocessingGroup" xmlns:wpi="http://schemas.microsoft.com/office/word/2010/wordprocessingInk" xmlns:wne="http://schemas.microsoft.com/office/word/2006/wordml" xmlns:wps="http://schemas.microsoft.com/office/word/2010/wordprocessingShape" mc:Ignorable="w14 w15 w16se w16cid w16 w16cex w16sdtdh w16sdtfl w16du wp14">
+<w:endnotes xmlns:wpc="http://schemas.microsoft.com/office/word/2010/wordprocessingCanvas" xmlns:cx="http://schemas.microsoft.com/office/drawing/2014/chartex" xmlns:cx1="http://schemas.microsoft.com/office/drawing/2015/9/8/chartex" xmlns:cx2="http://schemas.microsoft.com/office/drawing/2015/10/21/chartex" xmlns:cx3="http://schemas.microsoft.com/office/drawing/2016/5/9/chartex" xmlns:cx4="http://schemas.microsoft.com/office/drawing/2016/5/10/chartex" xmlns:cx5="http://schemas.microsoft.com/office/drawing/2016/5/11/chartex" xmlns:cx6="http://schemas.microsoft.com/office/drawing/2016/5/12/chartex" xmlns:cx7="http://schemas.microsoft.com/office/drawing/2016/5/13/chartex" xmlns:cx8="http://schemas.microsoft.com/office/drawing/2016/5/14/chartex" xmlns:mc="http://schemas.openxmlformats.org/markup-compatibility/2006" xmlns:aink="http://schemas.microsoft.com/office/drawing/2016/ink" xmlns:am3d="http://schemas.microsoft.com/office/drawing/2017/model3d" xmlns:o="urn:schemas-microsoft-com:office:office" xmlns:oel="http://schemas.microsoft.com/office/2019/extlst" xmlns:r="http://schemas.openxmlformats.org/officeDocument/2006/relationships" xmlns:m="http://schemas.openxmlformats.org/officeDocument/2006/math" xmlns:v="urn:schemas-microsoft-com:vml" xmlns:wp14="http://schemas.microsoft.com/office/word/2010/wordprocessingDrawing" xmlns:wp="http://schemas.openxmlformats.org/drawingml/2006/wordprocessingDrawing" xmlns:w10="urn:schemas-microsoft-com:office:word" xmlns:w="http://schemas.openxmlformats.org/wordprocessingml/2006/main" xmlns:w14="http://schemas.microsoft.com/office/word/2010/wordml" xmlns:w15="http://schemas.microsoft.com/office/word/2012/wordml" xmlns:w16cei="http://schemas.microsoft.com/office/word/2026/wordml/cei" xmlns:w16cex="http://schemas.microsoft.com/office/word/2018/wordml/cex" xmlns:w16cid="http://schemas.microsoft.com/office/word/2016/wordml/cid" xmlns:w16="http://schemas.microsoft.com/office/word/2018/wordml" xmlns:w16du="http://schemas.microsoft.com/office/word/2023/wordml/word16du" xmlns:w16sdtdh="http://schemas.microsoft.com/office/word/2020/wordml/sdtdatahash" xmlns:w16sdtfl="http://schemas.microsoft.com/office/word/2024/wordml/sdtformatlock" xmlns:w16se="http://schemas.microsoft.com/office/word/2015/wordml/symex" xmlns:wpg="http://schemas.microsoft.com/office/word/2010/wordprocessingGroup" xmlns:wpi="http://schemas.microsoft.com/office/word/2010/wordprocessingInk" xmlns:wne="http://schemas.microsoft.com/office/word/2006/wordml" xmlns:wps="http://schemas.microsoft.com/office/word/2010/wordprocessingShape" mc:Ignorable="w14 w15 w16se w16cid w16 w16cex w16sdtdh w16sdtfl w16du wp14">
   <w:endnote w:type="separator" w:id="-1">
     <w:p>
       <w:pPr>
@@ -788,7 +838,7 @@
 </file>
 
 <file path=word/footer1.xml><?xml version="1.0" encoding="utf-8"?>
-<w:ftr xmlns:wpc="http://schemas.microsoft.com/office/word/2010/wordprocessingCanvas" xmlns:cx="http://schemas.microsoft.com/office/drawing/2014/chartex" xmlns:cx1="http://schemas.microsoft.com/office/drawing/2015/9/8/chartex" xmlns:cx2="http://schemas.microsoft.com/office/drawing/2015/10/21/chartex" xmlns:cx3="http://schemas.microsoft.com/office/drawing/2016/5/9/chartex" xmlns:cx4="http://schemas.microsoft.com/office/drawing/2016/5/10/chartex" xmlns:cx5="http://schemas.microsoft.com/office/drawing/2016/5/11/chartex" xmlns:cx6="http://schemas.microsoft.com/office/drawing/2016/5/12/chartex" xmlns:cx7="http://schemas.microsoft.com/office/drawing/2016/5/13/chartex" xmlns:cx8="http://schemas.microsoft.com/office/drawing/2016/5/14/chartex" xmlns:mc="http://schemas.openxmlformats.org/markup-compatibility/2006" xmlns:aink="http://schemas.microsoft.com/office/drawing/2016/ink" xmlns:am3d="http://schemas.microsoft.com/office/drawing/2017/model3d" xmlns:o="urn:schemas-microsoft-com:office:office" xmlns:oel="http://schemas.microsoft.com/office/2019/extlst" xmlns:r="http://schemas.openxmlformats.org/officeDocument/2006/relationships" xmlns:m="http://schemas.openxmlformats.org/officeDocument/2006/math" xmlns:v="urn:schemas-microsoft-com:vml" xmlns:wp14="http://schemas.microsoft.com/office/word/2010/wordprocessingDrawing" xmlns:wp="http://schemas.openxmlformats.org/drawingml/2006/wordprocessingDrawing" xmlns:w10="urn:schemas-microsoft-com:office:word" xmlns:w="http://schemas.openxmlformats.org/wordprocessingml/2006/main" xmlns:w14="http://schemas.microsoft.com/office/word/2010/wordml" xmlns:w15="http://schemas.microsoft.com/office/word/2012/wordml" xmlns:w16cex="http://schemas.microsoft.com/office/word/2018/wordml/cex" xmlns:w16cid="http://schemas.microsoft.com/office/word/2016/wordml/cid" xmlns:w16="http://schemas.microsoft.com/office/word/2018/wordml" xmlns:w16du="http://schemas.microsoft.com/office/word/2023/wordml/word16du" xmlns:w16sdtdh="http://schemas.microsoft.com/office/word/2020/wordml/sdtdatahash" xmlns:w16sdtfl="http://schemas.microsoft.com/office/word/2024/wordml/sdtformatlock" xmlns:w16se="http://schemas.microsoft.com/office/word/2015/wordml/symex" xmlns:wpg="http://schemas.microsoft.com/office/word/2010/wordprocessingGroup" xmlns:wpi="http://schemas.microsoft.com/office/word/2010/wordprocessingInk" xmlns:wne="http://schemas.microsoft.com/office/word/2006/wordml" xmlns:wps="http://schemas.microsoft.com/office/word/2010/wordprocessingShape" mc:Ignorable="w14 w15 w16se w16cid w16 w16cex w16sdtdh w16sdtfl w16du wp14">
+<w:ftr xmlns:wpc="http://schemas.microsoft.com/office/word/2010/wordprocessingCanvas" xmlns:cx="http://schemas.microsoft.com/office/drawing/2014/chartex" xmlns:cx1="http://schemas.microsoft.com/office/drawing/2015/9/8/chartex" xmlns:cx2="http://schemas.microsoft.com/office/drawing/2015/10/21/chartex" xmlns:cx3="http://schemas.microsoft.com/office/drawing/2016/5/9/chartex" xmlns:cx4="http://schemas.microsoft.com/office/drawing/2016/5/10/chartex" xmlns:cx5="http://schemas.microsoft.com/office/drawing/2016/5/11/chartex" xmlns:cx6="http://schemas.microsoft.com/office/drawing/2016/5/12/chartex" xmlns:cx7="http://schemas.microsoft.com/office/drawing/2016/5/13/chartex" xmlns:cx8="http://schemas.microsoft.com/office/drawing/2016/5/14/chartex" xmlns:mc="http://schemas.openxmlformats.org/markup-compatibility/2006" xmlns:aink="http://schemas.microsoft.com/office/drawing/2016/ink" xmlns:am3d="http://schemas.microsoft.com/office/drawing/2017/model3d" xmlns:o="urn:schemas-microsoft-com:office:office" xmlns:oel="http://schemas.microsoft.com/office/2019/extlst" xmlns:r="http://schemas.openxmlformats.org/officeDocument/2006/relationships" xmlns:m="http://schemas.openxmlformats.org/officeDocument/2006/math" xmlns:v="urn:schemas-microsoft-com:vml" xmlns:wp14="http://schemas.microsoft.com/office/word/2010/wordprocessingDrawing" xmlns:wp="http://schemas.openxmlformats.org/drawingml/2006/wordprocessingDrawing" xmlns:w10="urn:schemas-microsoft-com:office:word" xmlns:w="http://schemas.openxmlformats.org/wordprocessingml/2006/main" xmlns:w14="http://schemas.microsoft.com/office/word/2010/wordml" xmlns:w15="http://schemas.microsoft.com/office/word/2012/wordml" xmlns:w16cei="http://schemas.microsoft.com/office/word/2026/wordml/cei" xmlns:w16cex="http://schemas.microsoft.com/office/word/2018/wordml/cex" xmlns:w16cid="http://schemas.microsoft.com/office/word/2016/wordml/cid" xmlns:w16="http://schemas.microsoft.com/office/word/2018/wordml" xmlns:w16du="http://schemas.microsoft.com/office/word/2023/wordml/word16du" xmlns:w16sdtdh="http://schemas.microsoft.com/office/word/2020/wordml/sdtdatahash" xmlns:w16sdtfl="http://schemas.microsoft.com/office/word/2024/wordml/sdtformatlock" xmlns:w16se="http://schemas.microsoft.com/office/word/2015/wordml/symex" xmlns:wpg="http://schemas.microsoft.com/office/word/2010/wordprocessingGroup" xmlns:wpi="http://schemas.microsoft.com/office/word/2010/wordprocessingInk" xmlns:wne="http://schemas.microsoft.com/office/word/2006/wordml" xmlns:wps="http://schemas.microsoft.com/office/word/2010/wordprocessingShape" mc:Ignorable="w14 w15 w16se w16cid w16 w16cex w16sdtdh w16sdtfl w16du wp14">
   <w:p>
     <w:pPr>
       <w:pStyle w:val="Footer"/>
@@ -798,7 +848,7 @@
 </file>
 
 <file path=word/footer2.xml><?xml version="1.0" encoding="utf-8"?>
-<w:ftr xmlns:wpc="http://schemas.microsoft.com/office/word/2010/wordprocessingCanvas" xmlns:cx="http://schemas.microsoft.com/office/drawing/2014/chartex" xmlns:cx1="http://schemas.microsoft.com/office/drawing/2015/9/8/chartex" xmlns:cx2="http://schemas.microsoft.com/office/drawing/2015/10/21/chartex" xmlns:cx3="http://schemas.microsoft.com/office/drawing/2016/5/9/chartex" xmlns:cx4="http://schemas.microsoft.com/office/drawing/2016/5/10/chartex" xmlns:cx5="http://schemas.microsoft.com/office/drawing/2016/5/11/chartex" xmlns:cx6="http://schemas.microsoft.com/office/drawing/2016/5/12/chartex" xmlns:cx7="http://schemas.microsoft.com/office/drawing/2016/5/13/chartex" xmlns:cx8="http://schemas.microsoft.com/office/drawing/2016/5/14/chartex" xmlns:mc="http://schemas.openxmlformats.org/markup-compatibility/2006" xmlns:aink="http://schemas.microsoft.com/office/drawing/2016/ink" xmlns:am3d="http://schemas.microsoft.com/office/drawing/2017/model3d" xmlns:o="urn:schemas-microsoft-com:office:office" xmlns:oel="http://schemas.microsoft.com/office/2019/extlst" xmlns:r="http://schemas.openxmlformats.org/officeDocument/2006/relationships" xmlns:m="http://schemas.openxmlformats.org/officeDocument/2006/math" xmlns:v="urn:schemas-microsoft-com:vml" xmlns:wp14="http://schemas.microsoft.com/office/word/2010/wordprocessingDrawing" xmlns:wp="http://schemas.openxmlformats.org/drawingml/2006/wordprocessingDrawing" xmlns:w10="urn:schemas-microsoft-com:office:word" xmlns:w="http://schemas.openxmlformats.org/wordprocessingml/2006/main" xmlns:w14="http://schemas.microsoft.com/office/word/2010/wordml" xmlns:w15="http://schemas.microsoft.com/office/word/2012/wordml" xmlns:w16cex="http://schemas.microsoft.com/office/word/2018/wordml/cex" xmlns:w16cid="http://schemas.microsoft.com/office/word/2016/wordml/cid" xmlns:w16="http://schemas.microsoft.com/office/word/2018/wordml" xmlns:w16du="http://schemas.microsoft.com/office/word/2023/wordml/word16du" xmlns:w16sdtdh="http://schemas.microsoft.com/office/word/2020/wordml/sdtdatahash" xmlns:w16sdtfl="http://schemas.microsoft.com/office/word/2024/wordml/sdtformatlock" xmlns:w16se="http://schemas.microsoft.com/office/word/2015/wordml/symex" xmlns:wpg="http://schemas.microsoft.com/office/word/2010/wordprocessingGroup" xmlns:wpi="http://schemas.microsoft.com/office/word/2010/wordprocessingInk" xmlns:wne="http://schemas.microsoft.com/office/word/2006/wordml" xmlns:wps="http://schemas.microsoft.com/office/word/2010/wordprocessingShape" mc:Ignorable="w14 w15 w16se w16cid w16 w16cex w16sdtdh w16sdtfl w16du wp14">
+<w:ftr xmlns:wpc="http://schemas.microsoft.com/office/word/2010/wordprocessingCanvas" xmlns:cx="http://schemas.microsoft.com/office/drawing/2014/chartex" xmlns:cx1="http://schemas.microsoft.com/office/drawing/2015/9/8/chartex" xmlns:cx2="http://schemas.microsoft.com/office/drawing/2015/10/21/chartex" xmlns:cx3="http://schemas.microsoft.com/office/drawing/2016/5/9/chartex" xmlns:cx4="http://schemas.microsoft.com/office/drawing/2016/5/10/chartex" xmlns:cx5="http://schemas.microsoft.com/office/drawing/2016/5/11/chartex" xmlns:cx6="http://schemas.microsoft.com/office/drawing/2016/5/12/chartex" xmlns:cx7="http://schemas.microsoft.com/office/drawing/2016/5/13/chartex" xmlns:cx8="http://schemas.microsoft.com/office/drawing/2016/5/14/chartex" xmlns:mc="http://schemas.openxmlformats.org/markup-compatibility/2006" xmlns:aink="http://schemas.microsoft.com/office/drawing/2016/ink" xmlns:am3d="http://schemas.microsoft.com/office/drawing/2017/model3d" xmlns:o="urn:schemas-microsoft-com:office:office" xmlns:oel="http://schemas.microsoft.com/office/2019/extlst" xmlns:r="http://schemas.openxmlformats.org/officeDocument/2006/relationships" xmlns:m="http://schemas.openxmlformats.org/officeDocument/2006/math" xmlns:v="urn:schemas-microsoft-com:vml" xmlns:wp14="http://schemas.microsoft.com/office/word/2010/wordprocessingDrawing" xmlns:wp="http://schemas.openxmlformats.org/drawingml/2006/wordprocessingDrawing" xmlns:w10="urn:schemas-microsoft-com:office:word" xmlns:w="http://schemas.openxmlformats.org/wordprocessingml/2006/main" xmlns:w14="http://schemas.microsoft.com/office/word/2010/wordml" xmlns:w15="http://schemas.microsoft.com/office/word/2012/wordml" xmlns:w16cei="http://schemas.microsoft.com/office/word/2026/wordml/cei" xmlns:w16cex="http://schemas.microsoft.com/office/word/2018/wordml/cex" xmlns:w16cid="http://schemas.microsoft.com/office/word/2016/wordml/cid" xmlns:w16="http://schemas.microsoft.com/office/word/2018/wordml" xmlns:w16du="http://schemas.microsoft.com/office/word/2023/wordml/word16du" xmlns:w16sdtdh="http://schemas.microsoft.com/office/word/2020/wordml/sdtdatahash" xmlns:w16sdtfl="http://schemas.microsoft.com/office/word/2024/wordml/sdtformatlock" xmlns:w16se="http://schemas.microsoft.com/office/word/2015/wordml/symex" xmlns:wpg="http://schemas.microsoft.com/office/word/2010/wordprocessingGroup" xmlns:wpi="http://schemas.microsoft.com/office/word/2010/wordprocessingInk" xmlns:wne="http://schemas.microsoft.com/office/word/2006/wordml" xmlns:wps="http://schemas.microsoft.com/office/word/2010/wordprocessingShape" mc:Ignorable="w14 w15 w16se w16cid w16 w16cex w16sdtdh w16sdtfl w16du wp14">
   <w:sdt>
     <w:sdtPr>
       <w:id w:val="1553816829"/>
@@ -859,7 +909,6 @@
           </w:rPr>
           <w:t xml:space="preserve"> </w:t>
         </w:r>
-        <w:proofErr w:type="spellStart"/>
         <w:r>
           <w:rPr>
             <w:i/>
@@ -867,17 +916,7 @@
             <w:sz w:val="18"/>
             <w:szCs w:val="18"/>
           </w:rPr>
-          <w:t>HKPropel</w:t>
-        </w:r>
-        <w:proofErr w:type="spellEnd"/>
-        <w:r>
-          <w:rPr>
-            <w:i/>
-            <w:iCs/>
-            <w:sz w:val="18"/>
-            <w:szCs w:val="18"/>
-          </w:rPr>
-          <w:t xml:space="preserve"> Access</w:t>
+          <w:t>HKPropel Access</w:t>
         </w:r>
         <w:r>
           <w:rPr>
@@ -947,7 +986,7 @@
 </file>
 
 <file path=word/footer3.xml><?xml version="1.0" encoding="utf-8"?>
-<w:ftr xmlns:wpc="http://schemas.microsoft.com/office/word/2010/wordprocessingCanvas" xmlns:cx="http://schemas.microsoft.com/office/drawing/2014/chartex" xmlns:cx1="http://schemas.microsoft.com/office/drawing/2015/9/8/chartex" xmlns:cx2="http://schemas.microsoft.com/office/drawing/2015/10/21/chartex" xmlns:cx3="http://schemas.microsoft.com/office/drawing/2016/5/9/chartex" xmlns:cx4="http://schemas.microsoft.com/office/drawing/2016/5/10/chartex" xmlns:cx5="http://schemas.microsoft.com/office/drawing/2016/5/11/chartex" xmlns:cx6="http://schemas.microsoft.com/office/drawing/2016/5/12/chartex" xmlns:cx7="http://schemas.microsoft.com/office/drawing/2016/5/13/chartex" xmlns:cx8="http://schemas.microsoft.com/office/drawing/2016/5/14/chartex" xmlns:mc="http://schemas.openxmlformats.org/markup-compatibility/2006" xmlns:aink="http://schemas.microsoft.com/office/drawing/2016/ink" xmlns:am3d="http://schemas.microsoft.com/office/drawing/2017/model3d" xmlns:o="urn:schemas-microsoft-com:office:office" xmlns:oel="http://schemas.microsoft.com/office/2019/extlst" xmlns:r="http://schemas.openxmlformats.org/officeDocument/2006/relationships" xmlns:m="http://schemas.openxmlformats.org/officeDocument/2006/math" xmlns:v="urn:schemas-microsoft-com:vml" xmlns:wp14="http://schemas.microsoft.com/office/word/2010/wordprocessingDrawing" xmlns:wp="http://schemas.openxmlformats.org/drawingml/2006/wordprocessingDrawing" xmlns:w10="urn:schemas-microsoft-com:office:word" xmlns:w="http://schemas.openxmlformats.org/wordprocessingml/2006/main" xmlns:w14="http://schemas.microsoft.com/office/word/2010/wordml" xmlns:w15="http://schemas.microsoft.com/office/word/2012/wordml" xmlns:w16cex="http://schemas.microsoft.com/office/word/2018/wordml/cex" xmlns:w16cid="http://schemas.microsoft.com/office/word/2016/wordml/cid" xmlns:w16="http://schemas.microsoft.com/office/word/2018/wordml" xmlns:w16du="http://schemas.microsoft.com/office/word/2023/wordml/word16du" xmlns:w16sdtdh="http://schemas.microsoft.com/office/word/2020/wordml/sdtdatahash" xmlns:w16sdtfl="http://schemas.microsoft.com/office/word/2024/wordml/sdtformatlock" xmlns:w16se="http://schemas.microsoft.com/office/word/2015/wordml/symex" xmlns:wpg="http://schemas.microsoft.com/office/word/2010/wordprocessingGroup" xmlns:wpi="http://schemas.microsoft.com/office/word/2010/wordprocessingInk" xmlns:wne="http://schemas.microsoft.com/office/word/2006/wordml" xmlns:wps="http://schemas.microsoft.com/office/word/2010/wordprocessingShape" mc:Ignorable="w14 w15 w16se w16cid w16 w16cex w16sdtdh w16sdtfl w16du wp14">
+<w:ftr xmlns:wpc="http://schemas.microsoft.com/office/word/2010/wordprocessingCanvas" xmlns:cx="http://schemas.microsoft.com/office/drawing/2014/chartex" xmlns:cx1="http://schemas.microsoft.com/office/drawing/2015/9/8/chartex" xmlns:cx2="http://schemas.microsoft.com/office/drawing/2015/10/21/chartex" xmlns:cx3="http://schemas.microsoft.com/office/drawing/2016/5/9/chartex" xmlns:cx4="http://schemas.microsoft.com/office/drawing/2016/5/10/chartex" xmlns:cx5="http://schemas.microsoft.com/office/drawing/2016/5/11/chartex" xmlns:cx6="http://schemas.microsoft.com/office/drawing/2016/5/12/chartex" xmlns:cx7="http://schemas.microsoft.com/office/drawing/2016/5/13/chartex" xmlns:cx8="http://schemas.microsoft.com/office/drawing/2016/5/14/chartex" xmlns:mc="http://schemas.openxmlformats.org/markup-compatibility/2006" xmlns:aink="http://schemas.microsoft.com/office/drawing/2016/ink" xmlns:am3d="http://schemas.microsoft.com/office/drawing/2017/model3d" xmlns:o="urn:schemas-microsoft-com:office:office" xmlns:oel="http://schemas.microsoft.com/office/2019/extlst" xmlns:r="http://schemas.openxmlformats.org/officeDocument/2006/relationships" xmlns:m="http://schemas.openxmlformats.org/officeDocument/2006/math" xmlns:v="urn:schemas-microsoft-com:vml" xmlns:wp14="http://schemas.microsoft.com/office/word/2010/wordprocessingDrawing" xmlns:wp="http://schemas.openxmlformats.org/drawingml/2006/wordprocessingDrawing" xmlns:w10="urn:schemas-microsoft-com:office:word" xmlns:w="http://schemas.openxmlformats.org/wordprocessingml/2006/main" xmlns:w14="http://schemas.microsoft.com/office/word/2010/wordml" xmlns:w15="http://schemas.microsoft.com/office/word/2012/wordml" xmlns:w16cei="http://schemas.microsoft.com/office/word/2026/wordml/cei" xmlns:w16cex="http://schemas.microsoft.com/office/word/2018/wordml/cex" xmlns:w16cid="http://schemas.microsoft.com/office/word/2016/wordml/cid" xmlns:w16="http://schemas.microsoft.com/office/word/2018/wordml" xmlns:w16du="http://schemas.microsoft.com/office/word/2023/wordml/word16du" xmlns:w16sdtdh="http://schemas.microsoft.com/office/word/2020/wordml/sdtdatahash" xmlns:w16sdtfl="http://schemas.microsoft.com/office/word/2024/wordml/sdtformatlock" xmlns:w16se="http://schemas.microsoft.com/office/word/2015/wordml/symex" xmlns:wpg="http://schemas.microsoft.com/office/word/2010/wordprocessingGroup" xmlns:wpi="http://schemas.microsoft.com/office/word/2010/wordprocessingInk" xmlns:wne="http://schemas.microsoft.com/office/word/2006/wordml" xmlns:wps="http://schemas.microsoft.com/office/word/2010/wordprocessingShape" mc:Ignorable="w14 w15 w16se w16cid w16 w16cex w16sdtdh w16sdtfl w16du wp14">
   <w:p>
     <w:pPr>
       <w:pStyle w:val="Footer"/>
@@ -957,7 +996,7 @@
 </file>
 
 <file path=word/footnotes.xml><?xml version="1.0" encoding="utf-8"?>
-<w:footnotes xmlns:wpc="http://schemas.microsoft.com/office/word/2010/wordprocessingCanvas" xmlns:cx="http://schemas.microsoft.com/office/drawing/2014/chartex" xmlns:cx1="http://schemas.microsoft.com/office/drawing/2015/9/8/chartex" xmlns:cx2="http://schemas.microsoft.com/office/drawing/2015/10/21/chartex" xmlns:cx3="http://schemas.microsoft.com/office/drawing/2016/5/9/chartex" xmlns:cx4="http://schemas.microsoft.com/office/drawing/2016/5/10/chartex" xmlns:cx5="http://schemas.microsoft.com/office/drawing/2016/5/11/chartex" xmlns:cx6="http://schemas.microsoft.com/office/drawing/2016/5/12/chartex" xmlns:cx7="http://schemas.microsoft.com/office/drawing/2016/5/13/chartex" xmlns:cx8="http://schemas.microsoft.com/office/drawing/2016/5/14/chartex" xmlns:mc="http://schemas.openxmlformats.org/markup-compatibility/2006" xmlns:aink="http://schemas.microsoft.com/office/drawing/2016/ink" xmlns:am3d="http://schemas.microsoft.com/office/drawing/2017/model3d" xmlns:o="urn:schemas-microsoft-com:office:office" xmlns:oel="http://schemas.microsoft.com/office/2019/extlst" xmlns:r="http://schemas.openxmlformats.org/officeDocument/2006/relationships" xmlns:m="http://schemas.openxmlformats.org/officeDocument/2006/math" xmlns:v="urn:schemas-microsoft-com:vml" xmlns:wp14="http://schemas.microsoft.com/office/word/2010/wordprocessingDrawing" xmlns:wp="http://schemas.openxmlformats.org/drawingml/2006/wordprocessingDrawing" xmlns:w10="urn:schemas-microsoft-com:office:word" xmlns:w="http://schemas.openxmlformats.org/wordprocessingml/2006/main" xmlns:w14="http://schemas.microsoft.com/office/word/2010/wordml" xmlns:w15="http://schemas.microsoft.com/office/word/2012/wordml" xmlns:w16cex="http://schemas.microsoft.com/office/word/2018/wordml/cex" xmlns:w16cid="http://schemas.microsoft.com/office/word/2016/wordml/cid" xmlns:w16="http://schemas.microsoft.com/office/word/2018/wordml" xmlns:w16du="http://schemas.microsoft.com/office/word/2023/wordml/word16du" xmlns:w16sdtdh="http://schemas.microsoft.com/office/word/2020/wordml/sdtdatahash" xmlns:w16sdtfl="http://schemas.microsoft.com/office/word/2024/wordml/sdtformatlock" xmlns:w16se="http://schemas.microsoft.com/office/word/2015/wordml/symex" xmlns:wpg="http://schemas.microsoft.com/office/word/2010/wordprocessingGroup" xmlns:wpi="http://schemas.microsoft.com/office/word/2010/wordprocessingInk" xmlns:wne="http://schemas.microsoft.com/office/word/2006/wordml" xmlns:wps="http://schemas.microsoft.com/office/word/2010/wordprocessingShape" mc:Ignorable="w14 w15 w16se w16cid w16 w16cex w16sdtdh w16sdtfl w16du wp14">
+<w:footnotes xmlns:wpc="http://schemas.microsoft.com/office/word/2010/wordprocessingCanvas" xmlns:cx="http://schemas.microsoft.com/office/drawing/2014/chartex" xmlns:cx1="http://schemas.microsoft.com/office/drawing/2015/9/8/chartex" xmlns:cx2="http://schemas.microsoft.com/office/drawing/2015/10/21/chartex" xmlns:cx3="http://schemas.microsoft.com/office/drawing/2016/5/9/chartex" xmlns:cx4="http://schemas.microsoft.com/office/drawing/2016/5/10/chartex" xmlns:cx5="http://schemas.microsoft.com/office/drawing/2016/5/11/chartex" xmlns:cx6="http://schemas.microsoft.com/office/drawing/2016/5/12/chartex" xmlns:cx7="http://schemas.microsoft.com/office/drawing/2016/5/13/chartex" xmlns:cx8="http://schemas.microsoft.com/office/drawing/2016/5/14/chartex" xmlns:mc="http://schemas.openxmlformats.org/markup-compatibility/2006" xmlns:aink="http://schemas.microsoft.com/office/drawing/2016/ink" xmlns:am3d="http://schemas.microsoft.com/office/drawing/2017/model3d" xmlns:o="urn:schemas-microsoft-com:office:office" xmlns:oel="http://schemas.microsoft.com/office/2019/extlst" xmlns:r="http://schemas.openxmlformats.org/officeDocument/2006/relationships" xmlns:m="http://schemas.openxmlformats.org/officeDocument/2006/math" xmlns:v="urn:schemas-microsoft-com:vml" xmlns:wp14="http://schemas.microsoft.com/office/word/2010/wordprocessingDrawing" xmlns:wp="http://schemas.openxmlformats.org/drawingml/2006/wordprocessingDrawing" xmlns:w10="urn:schemas-microsoft-com:office:word" xmlns:w="http://schemas.openxmlformats.org/wordprocessingml/2006/main" xmlns:w14="http://schemas.microsoft.com/office/word/2010/wordml" xmlns:w15="http://schemas.microsoft.com/office/word/2012/wordml" xmlns:w16cei="http://schemas.microsoft.com/office/word/2026/wordml/cei" xmlns:w16cex="http://schemas.microsoft.com/office/word/2018/wordml/cex" xmlns:w16cid="http://schemas.microsoft.com/office/word/2016/wordml/cid" xmlns:w16="http://schemas.microsoft.com/office/word/2018/wordml" xmlns:w16du="http://schemas.microsoft.com/office/word/2023/wordml/word16du" xmlns:w16sdtdh="http://schemas.microsoft.com/office/word/2020/wordml/sdtdatahash" xmlns:w16sdtfl="http://schemas.microsoft.com/office/word/2024/wordml/sdtformatlock" xmlns:w16se="http://schemas.microsoft.com/office/word/2015/wordml/symex" xmlns:wpg="http://schemas.microsoft.com/office/word/2010/wordprocessingGroup" xmlns:wpi="http://schemas.microsoft.com/office/word/2010/wordprocessingInk" xmlns:wne="http://schemas.microsoft.com/office/word/2006/wordml" xmlns:wps="http://schemas.microsoft.com/office/word/2010/wordprocessingShape" mc:Ignorable="w14 w15 w16se w16cid w16 w16cex w16sdtdh w16sdtfl w16du wp14">
   <w:footnote w:type="separator" w:id="-1">
     <w:p>
       <w:pPr>
@@ -982,7 +1021,7 @@
 </file>
 
 <file path=word/header1.xml><?xml version="1.0" encoding="utf-8"?>
-<w:hdr xmlns:wpc="http://schemas.microsoft.com/office/word/2010/wordprocessingCanvas" xmlns:cx="http://schemas.microsoft.com/office/drawing/2014/chartex" xmlns:cx1="http://schemas.microsoft.com/office/drawing/2015/9/8/chartex" xmlns:cx2="http://schemas.microsoft.com/office/drawing/2015/10/21/chartex" xmlns:cx3="http://schemas.microsoft.com/office/drawing/2016/5/9/chartex" xmlns:cx4="http://schemas.microsoft.com/office/drawing/2016/5/10/chartex" xmlns:cx5="http://schemas.microsoft.com/office/drawing/2016/5/11/chartex" xmlns:cx6="http://schemas.microsoft.com/office/drawing/2016/5/12/chartex" xmlns:cx7="http://schemas.microsoft.com/office/drawing/2016/5/13/chartex" xmlns:cx8="http://schemas.microsoft.com/office/drawing/2016/5/14/chartex" xmlns:mc="http://schemas.openxmlformats.org/markup-compatibility/2006" xmlns:aink="http://schemas.microsoft.com/office/drawing/2016/ink" xmlns:am3d="http://schemas.microsoft.com/office/drawing/2017/model3d" xmlns:o="urn:schemas-microsoft-com:office:office" xmlns:oel="http://schemas.microsoft.com/office/2019/extlst" xmlns:r="http://schemas.openxmlformats.org/officeDocument/2006/relationships" xmlns:m="http://schemas.openxmlformats.org/officeDocument/2006/math" xmlns:v="urn:schemas-microsoft-com:vml" xmlns:wp14="http://schemas.microsoft.com/office/word/2010/wordprocessingDrawing" xmlns:wp="http://schemas.openxmlformats.org/drawingml/2006/wordprocessingDrawing" xmlns:w10="urn:schemas-microsoft-com:office:word" xmlns:w="http://schemas.openxmlformats.org/wordprocessingml/2006/main" xmlns:w14="http://schemas.microsoft.com/office/word/2010/wordml" xmlns:w15="http://schemas.microsoft.com/office/word/2012/wordml" xmlns:w16cex="http://schemas.microsoft.com/office/word/2018/wordml/cex" xmlns:w16cid="http://schemas.microsoft.com/office/word/2016/wordml/cid" xmlns:w16="http://schemas.microsoft.com/office/word/2018/wordml" xmlns:w16du="http://schemas.microsoft.com/office/word/2023/wordml/word16du" xmlns:w16sdtdh="http://schemas.microsoft.com/office/word/2020/wordml/sdtdatahash" xmlns:w16sdtfl="http://schemas.microsoft.com/office/word/2024/wordml/sdtformatlock" xmlns:w16se="http://schemas.microsoft.com/office/word/2015/wordml/symex" xmlns:wpg="http://schemas.microsoft.com/office/word/2010/wordprocessingGroup" xmlns:wpi="http://schemas.microsoft.com/office/word/2010/wordprocessingInk" xmlns:wne="http://schemas.microsoft.com/office/word/2006/wordml" xmlns:wps="http://schemas.microsoft.com/office/word/2010/wordprocessingShape" mc:Ignorable="w14 w15 w16se w16cid w16 w16cex w16sdtdh w16sdtfl w16du wp14">
+<w:hdr xmlns:wpc="http://schemas.microsoft.com/office/word/2010/wordprocessingCanvas" xmlns:cx="http://schemas.microsoft.com/office/drawing/2014/chartex" xmlns:cx1="http://schemas.microsoft.com/office/drawing/2015/9/8/chartex" xmlns:cx2="http://schemas.microsoft.com/office/drawing/2015/10/21/chartex" xmlns:cx3="http://schemas.microsoft.com/office/drawing/2016/5/9/chartex" xmlns:cx4="http://schemas.microsoft.com/office/drawing/2016/5/10/chartex" xmlns:cx5="http://schemas.microsoft.com/office/drawing/2016/5/11/chartex" xmlns:cx6="http://schemas.microsoft.com/office/drawing/2016/5/12/chartex" xmlns:cx7="http://schemas.microsoft.com/office/drawing/2016/5/13/chartex" xmlns:cx8="http://schemas.microsoft.com/office/drawing/2016/5/14/chartex" xmlns:mc="http://schemas.openxmlformats.org/markup-compatibility/2006" xmlns:aink="http://schemas.microsoft.com/office/drawing/2016/ink" xmlns:am3d="http://schemas.microsoft.com/office/drawing/2017/model3d" xmlns:o="urn:schemas-microsoft-com:office:office" xmlns:oel="http://schemas.microsoft.com/office/2019/extlst" xmlns:r="http://schemas.openxmlformats.org/officeDocument/2006/relationships" xmlns:m="http://schemas.openxmlformats.org/officeDocument/2006/math" xmlns:v="urn:schemas-microsoft-com:vml" xmlns:wp14="http://schemas.microsoft.com/office/word/2010/wordprocessingDrawing" xmlns:wp="http://schemas.openxmlformats.org/drawingml/2006/wordprocessingDrawing" xmlns:w10="urn:schemas-microsoft-com:office:word" xmlns:w="http://schemas.openxmlformats.org/wordprocessingml/2006/main" xmlns:w14="http://schemas.microsoft.com/office/word/2010/wordml" xmlns:w15="http://schemas.microsoft.com/office/word/2012/wordml" xmlns:w16cei="http://schemas.microsoft.com/office/word/2026/wordml/cei" xmlns:w16cex="http://schemas.microsoft.com/office/word/2018/wordml/cex" xmlns:w16cid="http://schemas.microsoft.com/office/word/2016/wordml/cid" xmlns:w16="http://schemas.microsoft.com/office/word/2018/wordml" xmlns:w16du="http://schemas.microsoft.com/office/word/2023/wordml/word16du" xmlns:w16sdtdh="http://schemas.microsoft.com/office/word/2020/wordml/sdtdatahash" xmlns:w16sdtfl="http://schemas.microsoft.com/office/word/2024/wordml/sdtformatlock" xmlns:w16se="http://schemas.microsoft.com/office/word/2015/wordml/symex" xmlns:wpg="http://schemas.microsoft.com/office/word/2010/wordprocessingGroup" xmlns:wpi="http://schemas.microsoft.com/office/word/2010/wordprocessingInk" xmlns:wne="http://schemas.microsoft.com/office/word/2006/wordml" xmlns:wps="http://schemas.microsoft.com/office/word/2010/wordprocessingShape" mc:Ignorable="w14 w15 w16se w16cid w16 w16cex w16sdtdh w16sdtfl w16du wp14">
   <w:p>
     <w:pPr>
       <w:pStyle w:val="Header"/>
@@ -992,7 +1031,7 @@
 </file>
 
 <file path=word/header2.xml><?xml version="1.0" encoding="utf-8"?>
-<w:hdr xmlns:wpc="http://schemas.microsoft.com/office/word/2010/wordprocessingCanvas" xmlns:cx="http://schemas.microsoft.com/office/drawing/2014/chartex" xmlns:cx1="http://schemas.microsoft.com/office/drawing/2015/9/8/chartex" xmlns:cx2="http://schemas.microsoft.com/office/drawing/2015/10/21/chartex" xmlns:cx3="http://schemas.microsoft.com/office/drawing/2016/5/9/chartex" xmlns:cx4="http://schemas.microsoft.com/office/drawing/2016/5/10/chartex" xmlns:cx5="http://schemas.microsoft.com/office/drawing/2016/5/11/chartex" xmlns:cx6="http://schemas.microsoft.com/office/drawing/2016/5/12/chartex" xmlns:cx7="http://schemas.microsoft.com/office/drawing/2016/5/13/chartex" xmlns:cx8="http://schemas.microsoft.com/office/drawing/2016/5/14/chartex" xmlns:mc="http://schemas.openxmlformats.org/markup-compatibility/2006" xmlns:aink="http://schemas.microsoft.com/office/drawing/2016/ink" xmlns:am3d="http://schemas.microsoft.com/office/drawing/2017/model3d" xmlns:o="urn:schemas-microsoft-com:office:office" xmlns:oel="http://schemas.microsoft.com/office/2019/extlst" xmlns:r="http://schemas.openxmlformats.org/officeDocument/2006/relationships" xmlns:m="http://schemas.openxmlformats.org/officeDocument/2006/math" xmlns:v="urn:schemas-microsoft-com:vml" xmlns:wp14="http://schemas.microsoft.com/office/word/2010/wordprocessingDrawing" xmlns:wp="http://schemas.openxmlformats.org/drawingml/2006/wordprocessingDrawing" xmlns:w10="urn:schemas-microsoft-com:office:word" xmlns:w="http://schemas.openxmlformats.org/wordprocessingml/2006/main" xmlns:w14="http://schemas.microsoft.com/office/word/2010/wordml" xmlns:w15="http://schemas.microsoft.com/office/word/2012/wordml" xmlns:w16cex="http://schemas.microsoft.com/office/word/2018/wordml/cex" xmlns:w16cid="http://schemas.microsoft.com/office/word/2016/wordml/cid" xmlns:w16="http://schemas.microsoft.com/office/word/2018/wordml" xmlns:w16du="http://schemas.microsoft.com/office/word/2023/wordml/word16du" xmlns:w16sdtdh="http://schemas.microsoft.com/office/word/2020/wordml/sdtdatahash" xmlns:w16sdtfl="http://schemas.microsoft.com/office/word/2024/wordml/sdtformatlock" xmlns:w16se="http://schemas.microsoft.com/office/word/2015/wordml/symex" xmlns:wpg="http://schemas.microsoft.com/office/word/2010/wordprocessingGroup" xmlns:wpi="http://schemas.microsoft.com/office/word/2010/wordprocessingInk" xmlns:wne="http://schemas.microsoft.com/office/word/2006/wordml" xmlns:wps="http://schemas.microsoft.com/office/word/2010/wordprocessingShape" mc:Ignorable="w14 w15 w16se w16cid w16 w16cex w16sdtdh w16sdtfl w16du wp14">
+<w:hdr xmlns:wpc="http://schemas.microsoft.com/office/word/2010/wordprocessingCanvas" xmlns:cx="http://schemas.microsoft.com/office/drawing/2014/chartex" xmlns:cx1="http://schemas.microsoft.com/office/drawing/2015/9/8/chartex" xmlns:cx2="http://schemas.microsoft.com/office/drawing/2015/10/21/chartex" xmlns:cx3="http://schemas.microsoft.com/office/drawing/2016/5/9/chartex" xmlns:cx4="http://schemas.microsoft.com/office/drawing/2016/5/10/chartex" xmlns:cx5="http://schemas.microsoft.com/office/drawing/2016/5/11/chartex" xmlns:cx6="http://schemas.microsoft.com/office/drawing/2016/5/12/chartex" xmlns:cx7="http://schemas.microsoft.com/office/drawing/2016/5/13/chartex" xmlns:cx8="http://schemas.microsoft.com/office/drawing/2016/5/14/chartex" xmlns:mc="http://schemas.openxmlformats.org/markup-compatibility/2006" xmlns:aink="http://schemas.microsoft.com/office/drawing/2016/ink" xmlns:am3d="http://schemas.microsoft.com/office/drawing/2017/model3d" xmlns:o="urn:schemas-microsoft-com:office:office" xmlns:oel="http://schemas.microsoft.com/office/2019/extlst" xmlns:r="http://schemas.openxmlformats.org/officeDocument/2006/relationships" xmlns:m="http://schemas.openxmlformats.org/officeDocument/2006/math" xmlns:v="urn:schemas-microsoft-com:vml" xmlns:wp14="http://schemas.microsoft.com/office/word/2010/wordprocessingDrawing" xmlns:wp="http://schemas.openxmlformats.org/drawingml/2006/wordprocessingDrawing" xmlns:w10="urn:schemas-microsoft-com:office:word" xmlns:w="http://schemas.openxmlformats.org/wordprocessingml/2006/main" xmlns:w14="http://schemas.microsoft.com/office/word/2010/wordml" xmlns:w15="http://schemas.microsoft.com/office/word/2012/wordml" xmlns:w16cei="http://schemas.microsoft.com/office/word/2026/wordml/cei" xmlns:w16cex="http://schemas.microsoft.com/office/word/2018/wordml/cex" xmlns:w16cid="http://schemas.microsoft.com/office/word/2016/wordml/cid" xmlns:w16="http://schemas.microsoft.com/office/word/2018/wordml" xmlns:w16du="http://schemas.microsoft.com/office/word/2023/wordml/word16du" xmlns:w16sdtdh="http://schemas.microsoft.com/office/word/2020/wordml/sdtdatahash" xmlns:w16sdtfl="http://schemas.microsoft.com/office/word/2024/wordml/sdtformatlock" xmlns:w16se="http://schemas.microsoft.com/office/word/2015/wordml/symex" xmlns:wpg="http://schemas.microsoft.com/office/word/2010/wordprocessingGroup" xmlns:wpi="http://schemas.microsoft.com/office/word/2010/wordprocessingInk" xmlns:wne="http://schemas.microsoft.com/office/word/2006/wordml" xmlns:wps="http://schemas.microsoft.com/office/word/2010/wordprocessingShape" mc:Ignorable="w14 w15 w16se w16cid w16 w16cex w16sdtdh w16sdtfl w16du wp14">
   <w:p>
     <w:pPr>
       <w:pStyle w:val="Header"/>
@@ -1002,7 +1041,7 @@
 </file>
 
 <file path=word/header3.xml><?xml version="1.0" encoding="utf-8"?>
-<w:hdr xmlns:wpc="http://schemas.microsoft.com/office/word/2010/wordprocessingCanvas" xmlns:cx="http://schemas.microsoft.com/office/drawing/2014/chartex" xmlns:cx1="http://schemas.microsoft.com/office/drawing/2015/9/8/chartex" xmlns:cx2="http://schemas.microsoft.com/office/drawing/2015/10/21/chartex" xmlns:cx3="http://schemas.microsoft.com/office/drawing/2016/5/9/chartex" xmlns:cx4="http://schemas.microsoft.com/office/drawing/2016/5/10/chartex" xmlns:cx5="http://schemas.microsoft.com/office/drawing/2016/5/11/chartex" xmlns:cx6="http://schemas.microsoft.com/office/drawing/2016/5/12/chartex" xmlns:cx7="http://schemas.microsoft.com/office/drawing/2016/5/13/chartex" xmlns:cx8="http://schemas.microsoft.com/office/drawing/2016/5/14/chartex" xmlns:mc="http://schemas.openxmlformats.org/markup-compatibility/2006" xmlns:aink="http://schemas.microsoft.com/office/drawing/2016/ink" xmlns:am3d="http://schemas.microsoft.com/office/drawing/2017/model3d" xmlns:o="urn:schemas-microsoft-com:office:office" xmlns:oel="http://schemas.microsoft.com/office/2019/extlst" xmlns:r="http://schemas.openxmlformats.org/officeDocument/2006/relationships" xmlns:m="http://schemas.openxmlformats.org/officeDocument/2006/math" xmlns:v="urn:schemas-microsoft-com:vml" xmlns:wp14="http://schemas.microsoft.com/office/word/2010/wordprocessingDrawing" xmlns:wp="http://schemas.openxmlformats.org/drawingml/2006/wordprocessingDrawing" xmlns:w10="urn:schemas-microsoft-com:office:word" xmlns:w="http://schemas.openxmlformats.org/wordprocessingml/2006/main" xmlns:w14="http://schemas.microsoft.com/office/word/2010/wordml" xmlns:w15="http://schemas.microsoft.com/office/word/2012/wordml" xmlns:w16cex="http://schemas.microsoft.com/office/word/2018/wordml/cex" xmlns:w16cid="http://schemas.microsoft.com/office/word/2016/wordml/cid" xmlns:w16="http://schemas.microsoft.com/office/word/2018/wordml" xmlns:w16du="http://schemas.microsoft.com/office/word/2023/wordml/word16du" xmlns:w16sdtdh="http://schemas.microsoft.com/office/word/2020/wordml/sdtdatahash" xmlns:w16sdtfl="http://schemas.microsoft.com/office/word/2024/wordml/sdtformatlock" xmlns:w16se="http://schemas.microsoft.com/office/word/2015/wordml/symex" xmlns:wpg="http://schemas.microsoft.com/office/word/2010/wordprocessingGroup" xmlns:wpi="http://schemas.microsoft.com/office/word/2010/wordprocessingInk" xmlns:wne="http://schemas.microsoft.com/office/word/2006/wordml" xmlns:wps="http://schemas.microsoft.com/office/word/2010/wordprocessingShape" mc:Ignorable="w14 w15 w16se w16cid w16 w16cex w16sdtdh w16sdtfl w16du wp14">
+<w:hdr xmlns:wpc="http://schemas.microsoft.com/office/word/2010/wordprocessingCanvas" xmlns:cx="http://schemas.microsoft.com/office/drawing/2014/chartex" xmlns:cx1="http://schemas.microsoft.com/office/drawing/2015/9/8/chartex" xmlns:cx2="http://schemas.microsoft.com/office/drawing/2015/10/21/chartex" xmlns:cx3="http://schemas.microsoft.com/office/drawing/2016/5/9/chartex" xmlns:cx4="http://schemas.microsoft.com/office/drawing/2016/5/10/chartex" xmlns:cx5="http://schemas.microsoft.com/office/drawing/2016/5/11/chartex" xmlns:cx6="http://schemas.microsoft.com/office/drawing/2016/5/12/chartex" xmlns:cx7="http://schemas.microsoft.com/office/drawing/2016/5/13/chartex" xmlns:cx8="http://schemas.microsoft.com/office/drawing/2016/5/14/chartex" xmlns:mc="http://schemas.openxmlformats.org/markup-compatibility/2006" xmlns:aink="http://schemas.microsoft.com/office/drawing/2016/ink" xmlns:am3d="http://schemas.microsoft.com/office/drawing/2017/model3d" xmlns:o="urn:schemas-microsoft-com:office:office" xmlns:oel="http://schemas.microsoft.com/office/2019/extlst" xmlns:r="http://schemas.openxmlformats.org/officeDocument/2006/relationships" xmlns:m="http://schemas.openxmlformats.org/officeDocument/2006/math" xmlns:v="urn:schemas-microsoft-com:vml" xmlns:wp14="http://schemas.microsoft.com/office/word/2010/wordprocessingDrawing" xmlns:wp="http://schemas.openxmlformats.org/drawingml/2006/wordprocessingDrawing" xmlns:w10="urn:schemas-microsoft-com:office:word" xmlns:w="http://schemas.openxmlformats.org/wordprocessingml/2006/main" xmlns:w14="http://schemas.microsoft.com/office/word/2010/wordml" xmlns:w15="http://schemas.microsoft.com/office/word/2012/wordml" xmlns:w16cei="http://schemas.microsoft.com/office/word/2026/wordml/cei" xmlns:w16cex="http://schemas.microsoft.com/office/word/2018/wordml/cex" xmlns:w16cid="http://schemas.microsoft.com/office/word/2016/wordml/cid" xmlns:w16="http://schemas.microsoft.com/office/word/2018/wordml" xmlns:w16du="http://schemas.microsoft.com/office/word/2023/wordml/word16du" xmlns:w16sdtdh="http://schemas.microsoft.com/office/word/2020/wordml/sdtdatahash" xmlns:w16sdtfl="http://schemas.microsoft.com/office/word/2024/wordml/sdtformatlock" xmlns:w16se="http://schemas.microsoft.com/office/word/2015/wordml/symex" xmlns:wpg="http://schemas.microsoft.com/office/word/2010/wordprocessingGroup" xmlns:wpi="http://schemas.microsoft.com/office/word/2010/wordprocessingInk" xmlns:wne="http://schemas.microsoft.com/office/word/2006/wordml" xmlns:wps="http://schemas.microsoft.com/office/word/2010/wordprocessingShape" mc:Ignorable="w14 w15 w16se w16cid w16 w16cex w16sdtdh w16sdtfl w16du wp14">
   <w:p>
     <w:pPr>
       <w:pStyle w:val="Header"/>
@@ -1012,7 +1051,7 @@
 </file>
 
 <file path=word/numbering.xml><?xml version="1.0" encoding="utf-8"?>
-<w:numbering xmlns:wpc="http://schemas.microsoft.com/office/word/2010/wordprocessingCanvas" xmlns:cx="http://schemas.microsoft.com/office/drawing/2014/chartex" xmlns:cx1="http://schemas.microsoft.com/office/drawing/2015/9/8/chartex" xmlns:cx2="http://schemas.microsoft.com/office/drawing/2015/10/21/chartex" xmlns:cx3="http://schemas.microsoft.com/office/drawing/2016/5/9/chartex" xmlns:cx4="http://schemas.microsoft.com/office/drawing/2016/5/10/chartex" xmlns:cx5="http://schemas.microsoft.com/office/drawing/2016/5/11/chartex" xmlns:cx6="http://schemas.microsoft.com/office/drawing/2016/5/12/chartex" xmlns:cx7="http://schemas.microsoft.com/office/drawing/2016/5/13/chartex" xmlns:cx8="http://schemas.microsoft.com/office/drawing/2016/5/14/chartex" xmlns:mc="http://schemas.openxmlformats.org/markup-compatibility/2006" xmlns:aink="http://schemas.microsoft.com/office/drawing/2016/ink" xmlns:am3d="http://schemas.microsoft.com/office/drawing/2017/model3d" xmlns:o="urn:schemas-microsoft-com:office:office" xmlns:oel="http://schemas.microsoft.com/office/2019/extlst" xmlns:r="http://schemas.openxmlformats.org/officeDocument/2006/relationships" xmlns:m="http://schemas.openxmlformats.org/officeDocument/2006/math" xmlns:v="urn:schemas-microsoft-com:vml" xmlns:wp14="http://schemas.microsoft.com/office/word/2010/wordprocessingDrawing" xmlns:wp="http://schemas.openxmlformats.org/drawingml/2006/wordprocessingDrawing" xmlns:w10="urn:schemas-microsoft-com:office:word" xmlns:w="http://schemas.openxmlformats.org/wordprocessingml/2006/main" xmlns:w14="http://schemas.microsoft.com/office/word/2010/wordml" xmlns:w15="http://schemas.microsoft.com/office/word/2012/wordml" xmlns:w16cex="http://schemas.microsoft.com/office/word/2018/wordml/cex" xmlns:w16cid="http://schemas.microsoft.com/office/word/2016/wordml/cid" xmlns:w16="http://schemas.microsoft.com/office/word/2018/wordml" xmlns:w16du="http://schemas.microsoft.com/office/word/2023/wordml/word16du" xmlns:w16sdtdh="http://schemas.microsoft.com/office/word/2020/wordml/sdtdatahash" xmlns:w16sdtfl="http://schemas.microsoft.com/office/word/2024/wordml/sdtformatlock" xmlns:w16se="http://schemas.microsoft.com/office/word/2015/wordml/symex" xmlns:wpg="http://schemas.microsoft.com/office/word/2010/wordprocessingGroup" xmlns:wpi="http://schemas.microsoft.com/office/word/2010/wordprocessingInk" xmlns:wne="http://schemas.microsoft.com/office/word/2006/wordml" xmlns:wps="http://schemas.microsoft.com/office/word/2010/wordprocessingShape" mc:Ignorable="w14 w15 w16se w16cid w16 w16cex w16sdtdh w16sdtfl w16du wp14">
+<w:numbering xmlns:wpc="http://schemas.microsoft.com/office/word/2010/wordprocessingCanvas" xmlns:cx="http://schemas.microsoft.com/office/drawing/2014/chartex" xmlns:cx1="http://schemas.microsoft.com/office/drawing/2015/9/8/chartex" xmlns:cx2="http://schemas.microsoft.com/office/drawing/2015/10/21/chartex" xmlns:cx3="http://schemas.microsoft.com/office/drawing/2016/5/9/chartex" xmlns:cx4="http://schemas.microsoft.com/office/drawing/2016/5/10/chartex" xmlns:cx5="http://schemas.microsoft.com/office/drawing/2016/5/11/chartex" xmlns:cx6="http://schemas.microsoft.com/office/drawing/2016/5/12/chartex" xmlns:cx7="http://schemas.microsoft.com/office/drawing/2016/5/13/chartex" xmlns:cx8="http://schemas.microsoft.com/office/drawing/2016/5/14/chartex" xmlns:mc="http://schemas.openxmlformats.org/markup-compatibility/2006" xmlns:aink="http://schemas.microsoft.com/office/drawing/2016/ink" xmlns:am3d="http://schemas.microsoft.com/office/drawing/2017/model3d" xmlns:o="urn:schemas-microsoft-com:office:office" xmlns:oel="http://schemas.microsoft.com/office/2019/extlst" xmlns:r="http://schemas.openxmlformats.org/officeDocument/2006/relationships" xmlns:m="http://schemas.openxmlformats.org/officeDocument/2006/math" xmlns:v="urn:schemas-microsoft-com:vml" xmlns:wp14="http://schemas.microsoft.com/office/word/2010/wordprocessingDrawing" xmlns:wp="http://schemas.openxmlformats.org/drawingml/2006/wordprocessingDrawing" xmlns:w10="urn:schemas-microsoft-com:office:word" xmlns:w="http://schemas.openxmlformats.org/wordprocessingml/2006/main" xmlns:w14="http://schemas.microsoft.com/office/word/2010/wordml" xmlns:w15="http://schemas.microsoft.com/office/word/2012/wordml" xmlns:w16cei="http://schemas.microsoft.com/office/word/2026/wordml/cei" xmlns:w16cex="http://schemas.microsoft.com/office/word/2018/wordml/cex" xmlns:w16cid="http://schemas.microsoft.com/office/word/2016/wordml/cid" xmlns:w16="http://schemas.microsoft.com/office/word/2018/wordml" xmlns:w16du="http://schemas.microsoft.com/office/word/2023/wordml/word16du" xmlns:w16sdtdh="http://schemas.microsoft.com/office/word/2020/wordml/sdtdatahash" xmlns:w16sdtfl="http://schemas.microsoft.com/office/word/2024/wordml/sdtformatlock" xmlns:w16se="http://schemas.microsoft.com/office/word/2015/wordml/symex" xmlns:wpg="http://schemas.microsoft.com/office/word/2010/wordprocessingGroup" xmlns:wpi="http://schemas.microsoft.com/office/word/2010/wordprocessingInk" xmlns:wne="http://schemas.microsoft.com/office/word/2006/wordml" xmlns:wps="http://schemas.microsoft.com/office/word/2010/wordprocessingShape" mc:Ignorable="w14 w15 w16se w16cid w16 w16cex w16sdtdh w16sdtfl w16du wp14">
   <w:abstractNum w:abstractNumId="0" w15:restartNumberingAfterBreak="0">
     <w:nsid w:val="1F0D742B"/>
     <w:multiLevelType w:val="hybridMultilevel"/>
@@ -1219,6 +1258,14 @@
     <w:abstractNumId w:val="0"/>
   </w:num>
 </w:numbering>
+</file>
+
+<file path=word/people.xml><?xml version="1.0" encoding="utf-8"?>
+<w15:people xmlns:wpc="http://schemas.microsoft.com/office/word/2010/wordprocessingCanvas" xmlns:cx="http://schemas.microsoft.com/office/drawing/2014/chartex" xmlns:cx1="http://schemas.microsoft.com/office/drawing/2015/9/8/chartex" xmlns:cx2="http://schemas.microsoft.com/office/drawing/2015/10/21/chartex" xmlns:cx3="http://schemas.microsoft.com/office/drawing/2016/5/9/chartex" xmlns:cx4="http://schemas.microsoft.com/office/drawing/2016/5/10/chartex" xmlns:cx5="http://schemas.microsoft.com/office/drawing/2016/5/11/chartex" xmlns:cx6="http://schemas.microsoft.com/office/drawing/2016/5/12/chartex" xmlns:cx7="http://schemas.microsoft.com/office/drawing/2016/5/13/chartex" xmlns:cx8="http://schemas.microsoft.com/office/drawing/2016/5/14/chartex" xmlns:mc="http://schemas.openxmlformats.org/markup-compatibility/2006" xmlns:aink="http://schemas.microsoft.com/office/drawing/2016/ink" xmlns:am3d="http://schemas.microsoft.com/office/drawing/2017/model3d" xmlns:o="urn:schemas-microsoft-com:office:office" xmlns:oel="http://schemas.microsoft.com/office/2019/extlst" xmlns:r="http://schemas.openxmlformats.org/officeDocument/2006/relationships" xmlns:m="http://schemas.openxmlformats.org/officeDocument/2006/math" xmlns:v="urn:schemas-microsoft-com:vml" xmlns:wp14="http://schemas.microsoft.com/office/word/2010/wordprocessingDrawing" xmlns:wp="http://schemas.openxmlformats.org/drawingml/2006/wordprocessingDrawing" xmlns:w10="urn:schemas-microsoft-com:office:word" xmlns:w="http://schemas.openxmlformats.org/wordprocessingml/2006/main" xmlns:w14="http://schemas.microsoft.com/office/word/2010/wordml" xmlns:w15="http://schemas.microsoft.com/office/word/2012/wordml" xmlns:w16cei="http://schemas.microsoft.com/office/word/2026/wordml/cei" xmlns:w16cex="http://schemas.microsoft.com/office/word/2018/wordml/cex" xmlns:w16cid="http://schemas.microsoft.com/office/word/2016/wordml/cid" xmlns:w16="http://schemas.microsoft.com/office/word/2018/wordml" xmlns:w16du="http://schemas.microsoft.com/office/word/2023/wordml/word16du" xmlns:w16sdtdh="http://schemas.microsoft.com/office/word/2020/wordml/sdtdatahash" xmlns:w16sdtfl="http://schemas.microsoft.com/office/word/2024/wordml/sdtformatlock" xmlns:w16se="http://schemas.microsoft.com/office/word/2015/wordml/symex" xmlns:wpg="http://schemas.microsoft.com/office/word/2010/wordprocessingGroup" xmlns:wpi="http://schemas.microsoft.com/office/word/2010/wordprocessingInk" xmlns:wne="http://schemas.microsoft.com/office/word/2006/wordml" xmlns:wps="http://schemas.microsoft.com/office/word/2010/wordprocessingShape" mc:Ignorable="w14 w15 w16se w16cid w16 w16cex w16sdtdh w16sdtfl w16du wp14">
+  <w15:person w15:author="Claire Copa">
+    <w15:presenceInfo w15:providerId="AD" w15:userId="S::clairec@hkusa.com::2ab16b6c-6ed8-415c-83b9-f054f5a63012"/>
+  </w15:person>
+</w15:people>
 </file>
 
 <file path=word/styles.xml><?xml version="1.0" encoding="utf-8"?>
@@ -1840,6 +1887,72 @@
       <w:szCs w:val="32"/>
     </w:rPr>
   </w:style>
+  <w:style w:type="character" w:styleId="CommentReference">
+    <w:name w:val="annotation reference"/>
+    <w:basedOn w:val="DefaultParagraphFont"/>
+    <w:uiPriority w:val="99"/>
+    <w:semiHidden/>
+    <w:unhideWhenUsed/>
+    <w:rsid w:val="00FA64A0"/>
+    <w:rPr>
+      <w:sz w:val="16"/>
+      <w:szCs w:val="16"/>
+    </w:rPr>
+  </w:style>
+  <w:style w:type="paragraph" w:styleId="CommentText">
+    <w:name w:val="annotation text"/>
+    <w:basedOn w:val="Normal"/>
+    <w:link w:val="CommentTextChar"/>
+    <w:uiPriority w:val="99"/>
+    <w:unhideWhenUsed/>
+    <w:rsid w:val="00FA64A0"/>
+    <w:pPr>
+      <w:spacing w:line="240" w:lineRule="auto"/>
+    </w:pPr>
+    <w:rPr>
+      <w:sz w:val="20"/>
+      <w:szCs w:val="20"/>
+    </w:rPr>
+  </w:style>
+  <w:style w:type="character" w:customStyle="1" w:styleId="CommentTextChar">
+    <w:name w:val="Comment Text Char"/>
+    <w:basedOn w:val="DefaultParagraphFont"/>
+    <w:link w:val="CommentText"/>
+    <w:uiPriority w:val="99"/>
+    <w:rsid w:val="00FA64A0"/>
+    <w:rPr>
+      <w:sz w:val="20"/>
+      <w:szCs w:val="20"/>
+    </w:rPr>
+  </w:style>
+  <w:style w:type="paragraph" w:styleId="CommentSubject">
+    <w:name w:val="annotation subject"/>
+    <w:basedOn w:val="CommentText"/>
+    <w:next w:val="CommentText"/>
+    <w:link w:val="CommentSubjectChar"/>
+    <w:uiPriority w:val="99"/>
+    <w:semiHidden/>
+    <w:unhideWhenUsed/>
+    <w:rsid w:val="00FA64A0"/>
+    <w:rPr>
+      <w:b/>
+      <w:bCs/>
+    </w:rPr>
+  </w:style>
+  <w:style w:type="character" w:customStyle="1" w:styleId="CommentSubjectChar">
+    <w:name w:val="Comment Subject Char"/>
+    <w:basedOn w:val="CommentTextChar"/>
+    <w:link w:val="CommentSubject"/>
+    <w:uiPriority w:val="99"/>
+    <w:semiHidden/>
+    <w:rsid w:val="00FA64A0"/>
+    <w:rPr>
+      <w:b/>
+      <w:bCs/>
+      <w:sz w:val="20"/>
+      <w:szCs w:val="20"/>
+    </w:rPr>
+  </w:style>
 </w:styles>
 </file>
 
@@ -2105,6 +2218,29 @@
 </file>
 
 <file path=customXml/item1.xml><?xml version="1.0" encoding="utf-8"?>
+<p:properties xmlns:p="http://schemas.microsoft.com/office/2006/metadata/properties" xmlns:xsi="http://www.w3.org/2001/XMLSchema-instance" xmlns:pc="http://schemas.microsoft.com/office/infopath/2007/PartnerControls">
+  <documentManagement>
+    <lcf76f155ced4ddcb4097134ff3c332f xmlns="59ca233b-f72d-4bec-9318-80a7585eb732">
+      <Terms xmlns="http://schemas.microsoft.com/office/infopath/2007/PartnerControls"/>
+    </lcf76f155ced4ddcb4097134ff3c332f>
+    <Order0 xmlns="59ca233b-f72d-4bec-9318-80a7585eb732">0</Order0>
+    <Vendor xmlns="59ca233b-f72d-4bec-9318-80a7585eb732" xsi:nil="true"/>
+    <Division xmlns="59ca233b-f72d-4bec-9318-80a7585eb732" xsi:nil="true"/>
+    <TaxCatchAll xmlns="a0aebf02-ecd4-408a-a2a6-04cd48f4325f" xsi:nil="true"/>
+  </documentManagement>
+</p:properties>
+</file>
+
+<file path=customXml/item2.xml><?xml version="1.0" encoding="utf-8"?>
+<?mso-contentType ?>
+<FormTemplates xmlns="http://schemas.microsoft.com/sharepoint/v3/contenttype/forms">
+  <Display>DocumentLibraryForm</Display>
+  <Edit>DocumentLibraryForm</Edit>
+  <New>DocumentLibraryForm</New>
+</FormTemplates>
+</file>
+
+<file path=customXml/item3.xml><?xml version="1.0" encoding="utf-8"?>
 <ct:contentTypeSchema xmlns:ct="http://schemas.microsoft.com/office/2006/metadata/contentType" xmlns:ma="http://schemas.microsoft.com/office/2006/metadata/properties/metaAttributes" ct:_="" ma:_="" ma:contentTypeName="Document" ma:contentTypeID="0x010100A7FBC9A1F171064B9DBE138560CD8427" ma:contentTypeVersion="17" ma:contentTypeDescription="Create a new document." ma:contentTypeScope="" ma:versionID="fdf7aa5d657730bd86a1511242055670">
   <xsd:schema xmlns:xsd="http://www.w3.org/2001/XMLSchema" xmlns:xs="http://www.w3.org/2001/XMLSchema" xmlns:p="http://schemas.microsoft.com/office/2006/metadata/properties" xmlns:ns2="59ca233b-f72d-4bec-9318-80a7585eb732" xmlns:ns3="a0aebf02-ecd4-408a-a2a6-04cd48f4325f" targetNamespace="http://schemas.microsoft.com/office/2006/metadata/properties" ma:root="true" ma:fieldsID="3ae854d5fe08bd6e422222d12fd31d6b" ns2:_="" ns3:_="">
     <xsd:import namespace="59ca233b-f72d-4bec-9318-80a7585eb732"/>
@@ -2341,30 +2477,26 @@
 </ct:contentTypeSchema>
 </file>
 
-<file path=customXml/item2.xml><?xml version="1.0" encoding="utf-8"?>
-<?mso-contentType ?>
-<FormTemplates xmlns="http://schemas.microsoft.com/sharepoint/v3/contenttype/forms">
-  <Display>DocumentLibraryForm</Display>
-  <Edit>DocumentLibraryForm</Edit>
-  <New>DocumentLibraryForm</New>
-</FormTemplates>
+<file path=customXml/itemProps1.xml><?xml version="1.0" encoding="utf-8"?>
+<ds:datastoreItem xmlns:ds="http://schemas.openxmlformats.org/officeDocument/2006/customXml" ds:itemID="{41E55BF3-FB65-45D6-8BAE-56BDB6E00ED8}">
+  <ds:schemaRefs>
+    <ds:schemaRef ds:uri="http://schemas.microsoft.com/office/2006/metadata/properties"/>
+    <ds:schemaRef ds:uri="http://schemas.microsoft.com/office/infopath/2007/PartnerControls"/>
+    <ds:schemaRef ds:uri="59ca233b-f72d-4bec-9318-80a7585eb732"/>
+    <ds:schemaRef ds:uri="a0aebf02-ecd4-408a-a2a6-04cd48f4325f"/>
+  </ds:schemaRefs>
+</ds:datastoreItem>
 </file>
 
-<file path=customXml/item3.xml><?xml version="1.0" encoding="utf-8"?>
-<p:properties xmlns:p="http://schemas.microsoft.com/office/2006/metadata/properties" xmlns:xsi="http://www.w3.org/2001/XMLSchema-instance" xmlns:pc="http://schemas.microsoft.com/office/infopath/2007/PartnerControls">
-  <documentManagement>
-    <lcf76f155ced4ddcb4097134ff3c332f xmlns="59ca233b-f72d-4bec-9318-80a7585eb732">
-      <Terms xmlns="http://schemas.microsoft.com/office/infopath/2007/PartnerControls"/>
-    </lcf76f155ced4ddcb4097134ff3c332f>
-    <Order0 xmlns="59ca233b-f72d-4bec-9318-80a7585eb732">0</Order0>
-    <Vendor xmlns="59ca233b-f72d-4bec-9318-80a7585eb732" xsi:nil="true"/>
-    <Division xmlns="59ca233b-f72d-4bec-9318-80a7585eb732" xsi:nil="true"/>
-    <TaxCatchAll xmlns="a0aebf02-ecd4-408a-a2a6-04cd48f4325f" xsi:nil="true"/>
-  </documentManagement>
-</p:properties>
+<file path=customXml/itemProps2.xml><?xml version="1.0" encoding="utf-8"?>
+<ds:datastoreItem xmlns:ds="http://schemas.openxmlformats.org/officeDocument/2006/customXml" ds:itemID="{9F43BBDC-5235-44B1-8336-6BE3AA4F9A75}">
+  <ds:schemaRefs>
+    <ds:schemaRef ds:uri="http://schemas.microsoft.com/sharepoint/v3/contenttype/forms"/>
+  </ds:schemaRefs>
+</ds:datastoreItem>
 </file>
 
-<file path=customXml/itemProps1.xml><?xml version="1.0" encoding="utf-8"?>
+<file path=customXml/itemProps3.xml><?xml version="1.0" encoding="utf-8"?>
 <ds:datastoreItem xmlns:ds="http://schemas.openxmlformats.org/officeDocument/2006/customXml" ds:itemID="{841E89E6-67C5-4B26-8E05-2C73F6FE533D}">
   <ds:schemaRefs>
     <ds:schemaRef ds:uri="http://schemas.microsoft.com/office/2006/metadata/contentType"/>
@@ -2381,23 +2513,4 @@
     <ds:schemaRef ds:uri="http://schemas.microsoft.com/internal/obd"/>
   </ds:schemaRefs>
 </ds:datastoreItem>
-</file>
-
-<file path=customXml/itemProps2.xml><?xml version="1.0" encoding="utf-8"?>
-<ds:datastoreItem xmlns:ds="http://schemas.openxmlformats.org/officeDocument/2006/customXml" ds:itemID="{9F43BBDC-5235-44B1-8336-6BE3AA4F9A75}">
-  <ds:schemaRefs>
-    <ds:schemaRef ds:uri="http://schemas.microsoft.com/sharepoint/v3/contenttype/forms"/>
-  </ds:schemaRefs>
-</ds:datastoreItem>
-</file>
-
-<file path=customXml/itemProps3.xml><?xml version="1.0" encoding="utf-8"?>
-<ds:datastoreItem xmlns:ds="http://schemas.openxmlformats.org/officeDocument/2006/customXml" ds:itemID="{41E55BF3-FB65-45D6-8BAE-56BDB6E00ED8}">
-  <ds:schemaRefs>
-    <ds:schemaRef ds:uri="http://schemas.microsoft.com/office/2006/metadata/properties"/>
-    <ds:schemaRef ds:uri="http://schemas.microsoft.com/office/infopath/2007/PartnerControls"/>
-    <ds:schemaRef ds:uri="59ca233b-f72d-4bec-9318-80a7585eb732"/>
-    <ds:schemaRef ds:uri="a0aebf02-ecd4-408a-a2a6-04cd48f4325f"/>
-  </ds:schemaRefs>
-</ds:datastoreItem>
 </file>